--- a/report/BaoCao_BTL_DMML_2501.docx
+++ b/report/BaoCao_BTL_DMML_2501.docx
@@ -3077,7 +3077,7 @@
         <w:pStyle w:val="ListBullet"/>
       </w:pPr>
       <w:r>
-        <w:t>Trang chủ: danh mục sản phẩm dạng danh sách theo danh mục.</w:t>
+        <w:t>Trang chủ: dải số liệu hệ thống (tổng sản phẩm, tổng luật kết hợp, số sản phẩm có gợi ý) + lưới “Sản phẩm nổi bật” — 12 sản phẩm được chọn vì có nhiều luật kết hợp nhất, đảm bảo cú bấm đầu tiên của khách hàng luôn thấy khối gợi ý hoạt động.</w:t>
       </w:r>
     </w:p>
     <w:p>
@@ -3085,7 +3085,7 @@
         <w:pStyle w:val="ListBullet"/>
       </w:pPr>
       <w:r>
-        <w:t>Trang chi tiết sản phẩm: thông tin sản phẩm + khối “Khách hàng cũng mua” (tối đa 4 sản phẩm) + nút “Thêm vào giỏ”.</w:t>
+        <w:t>Trang danh sách sản phẩm: ô tìm kiếm theo tên/SKU + phân trang 24 sản phẩm/trang, badge “Có gợi ý” trên card, trạng thái rỗng kèm nút xoá bộ lọc khi tìm kiếm không ra kết quả.</w:t>
       </w:r>
     </w:p>
     <w:p>
@@ -3093,7 +3093,7 @@
         <w:pStyle w:val="ListBullet"/>
       </w:pPr>
       <w:r>
-        <w:t>Trang giỏ hàng: danh sách sản phẩm trong giỏ, khối “Gợi ý cho giỏ hàng” (tối đa 6 sản phẩm), nút “Đặt hàng”.</w:t>
+        <w:t>Trang chi tiết sản phẩm: breadcrumb điều hướng + khối “Khách hàng cũng mua” (tối đa 4 sản phẩm, badge độ tin cậy và lift) + nút “Thêm vào giỏ”.</w:t>
       </w:r>
     </w:p>
     <w:p>
@@ -3101,7 +3101,100 @@
         <w:pStyle w:val="ListBullet"/>
       </w:pPr>
       <w:r>
-        <w:t>Trang quản trị luật kết hợp: bảng liệt kê toàn bộ luật (antecedent, consequent, support, confidence, lift).</w:t>
+        <w:t>Trang giỏ hàng: bảng sản phẩm + tóm tắt tổng tiền, khối “Có thể bạn cũng thích” (tối đa 6 sản phẩm), nút “Đặt hàng”, trạng thái rỗng dẫn về trang sản phẩm.</w:t>
+      </w:r>
+    </w:p>
+    <w:p>
+      <w:pPr>
+        <w:pStyle w:val="ListBullet"/>
+      </w:pPr>
+      <w:r>
+        <w:t>Trang quản trị luật kết hợp: breadcrumb + bảng liệt kê toàn bộ luật (antecedent, consequent, support, confidence, lift) với badge màu theo mức độ tin cậy và ô lọc nhanh theo SKU phía client.</w:t>
+      </w:r>
+    </w:p>
+    <w:p>
+      <w:pPr>
+        <w:pStyle w:val="ListBullet"/>
+      </w:pPr>
+      <w:r>
+        <w:t>Navbar: badge số lượng sản phẩm trong giỏ cập nhật theo Session, hiển thị ngay sau khi “Thêm vào giỏ” mà không cần vào trang giỏ hàng.</w:t>
+      </w:r>
+    </w:p>
+    <w:p>
+      <w:pPr>
+        <w:pStyle w:val="Heading2"/>
+      </w:pPr>
+      <w:r>
+        <w:rPr>
+          <w:color w:val="000000"/>
+        </w:rPr>
+        <w:t>3.6 Rà soát luồng người dùng (UX review)</w:t>
+      </w:r>
+    </w:p>
+    <w:p>
+      <w:r>
+        <w:t>Trước khi hoàn thiện giao diện, nhóm vẽ lại luồng thực tế của người dùng qua hệ thống để xác định đúng những màn hình cần đầu tư thiết kế, thay vì làm đẹp toàn bộ theo cảm tính. Luồng chính (khách hàng mua sắm):</w:t>
+      </w:r>
+    </w:p>
+    <w:p>
+      <w:r>
+        <w:t>1. Trang chủ — xem dải số liệu hệ thống và 12 sản phẩm nổi bật (chắc chắn có gợi ý mua kèm).</w:t>
+      </w:r>
+    </w:p>
+    <w:p>
+      <w:r>
+        <w:t>2. Trang sản phẩm — tìm kiếm/duyệt catalog 4.725 sản phẩm qua ô tìm kiếm và phân trang, nhận diện nhanh sản phẩm có gợi ý qua badge.</w:t>
+      </w:r>
+    </w:p>
+    <w:p>
+      <w:r>
+        <w:t>3. Trang chi tiết sản phẩm — xem giá, thêm vào giỏ, xem tối đa 4 gợi ý “Khách hàng cũng mua” kèm confidence/lift.</w:t>
+      </w:r>
+    </w:p>
+    <w:p>
+      <w:r>
+        <w:t>4. Badge giỏ hàng trên navbar cập nhật ngay — khách hàng biết thao tác vừa thành công mà không cần rời trang.</w:t>
+      </w:r>
+    </w:p>
+    <w:p>
+      <w:r>
+        <w:t>5. Trang giỏ hàng — xem lại sản phẩm, tổng tiền, và gợi ý tổng hợp “Có thể bạn cũng thích” (tối đa 6 sản phẩm, gộp theo confidence lớn nhất).</w:t>
+      </w:r>
+    </w:p>
+    <w:p>
+      <w:r>
+        <w:t>6. Đặt hàng — tạo Order/OrderItem, xoá giỏ hàng, quay về trang chủ kèm thông báo thành công.</w:t>
+      </w:r>
+    </w:p>
+    <w:p>
+      <w:r>
+        <w:t>Luồng phụ (quản trị viên): vào mục “Luật kết hợp” trên navbar → xem toàn bộ 67 luật kèm badge màu theo độ tin cậy → lọc nhanh theo SKU — phục vụ việc xác minh mô hình đã tích hợp thật vào hệ thống.</w:t>
+      </w:r>
+    </w:p>
+    <w:p>
+      <w:r>
+        <w:t>Quá trình rà soát luồng còn phát hiện 2 vấn đề kiến trúc thông tin thực sự ảnh hưởng trải nghiệm (không chỉ vấn đề thẩm mỹ):</w:t>
+      </w:r>
+    </w:p>
+    <w:p>
+      <w:pPr>
+        <w:pStyle w:val="ListBullet"/>
+      </w:pPr>
+      <w:r>
+        <w:t>Trang chủ và danh sách sản phẩm ban đầu hiển thị toàn bộ 4.725 sản phẩm trên 1 trang, không tìm kiếm, không phân trang — không dùng được ở quy mô dữ liệu thật. Đã khắc phục bằng tìm kiếm + phân trang 24 sản phẩm/trang.</w:t>
+      </w:r>
+    </w:p>
+    <w:p>
+      <w:pPr>
+        <w:pStyle w:val="ListBullet"/>
+      </w:pPr>
+      <w:r>
+        <w:t>Chỉ 52/4.725 SKU thực sự có luật kết hợp làm antecedent, nên khách hàng bấm ngẫu nhiên vào catalog rất dễ gặp “Chưa có dữ liệu khuyến nghị” — làm mờ giá trị của chính tính năng đang demo. Đã khắc phục bằng cách ưu tiên hiển thị 12 sản phẩm có nhiều gợi ý nhất trên trang chủ và gắn badge “Có gợi ý” trong danh sách sản phẩm.</w:t>
+      </w:r>
+    </w:p>
+    <w:p>
+      <w:r>
+        <w:t>Trong quá trình QC bằng cách chạy thật (không chỉ đọc code), nhóm cũng phát hiện và sửa 2 lỗi giao diện thực tế: (1) thẻ View Component hiển thị số lượng giỏ hàng trên navbar không được Razor nhận diện do thiếu khai báo @addTagHelper cho assembly của dự án; (2) toàn bộ badge trên site dùng lớp tiện ích text-bg-* của Bootstrap 5.2 trong khi thư viện Bootstrap được nhúng sẵn trong dự án là bản 5.1.0 — khiến badge hiển thị chữ trắng trên nền trong suốt (không đọc được). Cả 2 lỗi chỉ lộ ra khi chạy ứng dụng thật và chụp ảnh màn hình, không thấy được qua việc đọc code hay chạy unit test — minh hoạ vì sao khâu kiểm thử thủ công trên trình duyệt thật vẫn cần thiết dù đã có test tự động.</w:t>
       </w:r>
     </w:p>
     <w:p>
@@ -4572,7 +4665,7 @@
       <w:r>
         <w:drawing>
           <wp:inline xmlns:a="http://schemas.openxmlformats.org/drawingml/2006/main" xmlns:pic="http://schemas.openxmlformats.org/drawingml/2006/picture">
-            <wp:extent cx="5580000" cy="3923438"/>
+            <wp:extent cx="5580000" cy="4795312"/>
             <wp:docPr id="1" name="Picture 1"/>
             <wp:cNvGraphicFramePr>
               <a:graphicFrameLocks noChangeAspect="1"/>
@@ -4586,6 +4679,164 @@
                   </pic:nvPicPr>
                   <pic:blipFill>
                     <a:blip r:embed="rId9"/>
+                    <a:stretch>
+                      <a:fillRect/>
+                    </a:stretch>
+                  </pic:blipFill>
+                  <pic:spPr>
+                    <a:xfrm>
+                      <a:off x="0" y="0"/>
+                      <a:ext cx="5580000" cy="4795312"/>
+                    </a:xfrm>
+                    <a:prstGeom prst="rect"/>
+                  </pic:spPr>
+                </pic:pic>
+              </a:graphicData>
+            </a:graphic>
+          </wp:inline>
+        </w:drawing>
+      </w:r>
+    </w:p>
+    <w:p>
+      <w:pPr>
+        <w:jc w:val="center"/>
+      </w:pPr>
+      <w:r>
+        <w:rPr>
+          <w:i/>
+          <w:sz w:val="20"/>
+        </w:rPr>
+        <w:t>Hình 4.1. Trang chủ với dải số liệu hệ thống (4.725 sản phẩm, 67 luật kết hợp, 52 sản phẩm có gợi ý) và lưới “Sản phẩm nổi bật” — ưu tiên hiển thị các sản phẩm có nhiều luật kết hợp nhất</w:t>
+      </w:r>
+    </w:p>
+    <w:p>
+      <w:pPr>
+        <w:jc w:val="center"/>
+      </w:pPr>
+      <w:r>
+        <w:drawing>
+          <wp:inline xmlns:a="http://schemas.openxmlformats.org/drawingml/2006/main" xmlns:pic="http://schemas.openxmlformats.org/drawingml/2006/picture">
+            <wp:extent cx="5580000" cy="3051562"/>
+            <wp:docPr id="2" name="Picture 2"/>
+            <wp:cNvGraphicFramePr>
+              <a:graphicFrameLocks noChangeAspect="1"/>
+            </wp:cNvGraphicFramePr>
+            <a:graphic>
+              <a:graphicData uri="http://schemas.openxmlformats.org/drawingml/2006/picture">
+                <pic:pic>
+                  <pic:nvPicPr>
+                    <pic:cNvPr id="0" name="02_products_search.png"/>
+                    <pic:cNvPicPr/>
+                  </pic:nvPicPr>
+                  <pic:blipFill>
+                    <a:blip r:embed="rId10"/>
+                    <a:stretch>
+                      <a:fillRect/>
+                    </a:stretch>
+                  </pic:blipFill>
+                  <pic:spPr>
+                    <a:xfrm>
+                      <a:off x="0" y="0"/>
+                      <a:ext cx="5580000" cy="3051562"/>
+                    </a:xfrm>
+                    <a:prstGeom prst="rect"/>
+                  </pic:spPr>
+                </pic:pic>
+              </a:graphicData>
+            </a:graphic>
+          </wp:inline>
+        </w:drawing>
+      </w:r>
+    </w:p>
+    <w:p>
+      <w:pPr>
+        <w:jc w:val="center"/>
+      </w:pPr>
+      <w:r>
+        <w:rPr>
+          <w:i/>
+          <w:sz w:val="20"/>
+        </w:rPr>
+        <w:t>Hình 4.2. Trang danh sách sản phẩm với tìm kiếm thật — tra “teacup” trả về đúng 4 sản phẩm, 3/4 sản phẩm có badge “Có gợi ý”</w:t>
+      </w:r>
+    </w:p>
+    <w:p>
+      <w:pPr>
+        <w:jc w:val="center"/>
+      </w:pPr>
+      <w:r>
+        <w:drawing>
+          <wp:inline xmlns:a="http://schemas.openxmlformats.org/drawingml/2006/main" xmlns:pic="http://schemas.openxmlformats.org/drawingml/2006/picture">
+            <wp:extent cx="5580000" cy="4141406"/>
+            <wp:docPr id="3" name="Picture 3"/>
+            <wp:cNvGraphicFramePr>
+              <a:graphicFrameLocks noChangeAspect="1"/>
+            </wp:cNvGraphicFramePr>
+            <a:graphic>
+              <a:graphicData uri="http://schemas.openxmlformats.org/drawingml/2006/picture">
+                <pic:pic>
+                  <pic:nvPicPr>
+                    <pic:cNvPr id="0" name="03_product_detail.png"/>
+                    <pic:cNvPicPr/>
+                  </pic:nvPicPr>
+                  <pic:blipFill>
+                    <a:blip r:embed="rId11"/>
+                    <a:stretch>
+                      <a:fillRect/>
+                    </a:stretch>
+                  </pic:blipFill>
+                  <pic:spPr>
+                    <a:xfrm>
+                      <a:off x="0" y="0"/>
+                      <a:ext cx="5580000" cy="4141406"/>
+                    </a:xfrm>
+                    <a:prstGeom prst="rect"/>
+                  </pic:spPr>
+                </pic:pic>
+              </a:graphicData>
+            </a:graphic>
+          </wp:inline>
+        </w:drawing>
+      </w:r>
+    </w:p>
+    <w:p>
+      <w:pPr>
+        <w:jc w:val="center"/>
+      </w:pPr>
+      <w:r>
+        <w:rPr>
+          <w:i/>
+          <w:sz w:val="20"/>
+        </w:rPr>
+        <w:t>Hình 4.3. Trang chi tiết sản phẩm PINK REGENCY TEACUP AND SAUCER (SKU 22698) hiển thị đúng 2 khuyến nghị từ rules.csv thật: GREEN REGENCY TEACUP AND SAUCER (tin cậy 84%, lift 19,57) và ROSES REGENCY TEACUP AND SAUCER (tin cậy 79%, lift 17,57)</w:t>
+      </w:r>
+    </w:p>
+    <w:p>
+      <w:r>
+        <w:t>Chức năng gợi ý theo giỏ hàng cũng được xác nhận đúng với dữ liệu thật: khi giỏ hàng chứa PINK REGENCY TEACUP AND SAUCER (22698) và SET/6 RED SPOTTY PAPER CUPS (21086), hệ thống gợi ý đúng 3 sản phẩm GREEN REGENCY TEACUP AND SAUCER, ROSES REGENCY TEACUP AND SAUCER và SET/6 RED SPOTTY PAPER PLATES — khớp chính xác với các luật antecedent tương ứng trong rules.csv, không có sản phẩm nào trùng với 2 sản phẩm đã có sẵn trong giỏ; badge số lượng trên navbar (View Component CartSummary) cũng cập nhật đúng theo Session.</w:t>
+      </w:r>
+    </w:p>
+    <w:p>
+      <w:pPr>
+        <w:jc w:val="center"/>
+      </w:pPr>
+      <w:r>
+        <w:drawing>
+          <wp:inline xmlns:a="http://schemas.openxmlformats.org/drawingml/2006/main" xmlns:pic="http://schemas.openxmlformats.org/drawingml/2006/picture">
+            <wp:extent cx="5580000" cy="3923438"/>
+            <wp:docPr id="4" name="Picture 4"/>
+            <wp:cNvGraphicFramePr>
+              <a:graphicFrameLocks noChangeAspect="1"/>
+            </wp:cNvGraphicFramePr>
+            <a:graphic>
+              <a:graphicData uri="http://schemas.openxmlformats.org/drawingml/2006/picture">
+                <pic:pic>
+                  <pic:nvPicPr>
+                    <pic:cNvPr id="0" name="04_admin_rules.png"/>
+                    <pic:cNvPicPr/>
+                  </pic:nvPicPr>
+                  <pic:blipFill>
+                    <a:blip r:embed="rId12"/>
                     <a:stretch>
                       <a:fillRect/>
                     </a:stretch>
@@ -4613,114 +4864,7 @@
           <w:i/>
           <w:sz w:val="20"/>
         </w:rPr>
-        <w:t>Hình 4.1. Trang danh mục sản phẩm (dữ liệu thật từ Online Retail II)</w:t>
-      </w:r>
-    </w:p>
-    <w:p>
-      <w:pPr>
-        <w:jc w:val="center"/>
-      </w:pPr>
-      <w:r>
-        <w:drawing>
-          <wp:inline xmlns:a="http://schemas.openxmlformats.org/drawingml/2006/main" xmlns:pic="http://schemas.openxmlformats.org/drawingml/2006/picture">
-            <wp:extent cx="5580000" cy="6103125"/>
-            <wp:docPr id="2" name="Picture 2"/>
-            <wp:cNvGraphicFramePr>
-              <a:graphicFrameLocks noChangeAspect="1"/>
-            </wp:cNvGraphicFramePr>
-            <a:graphic>
-              <a:graphicData uri="http://schemas.openxmlformats.org/drawingml/2006/picture">
-                <pic:pic>
-                  <pic:nvPicPr>
-                    <pic:cNvPr id="0" name="02_product_detail.png"/>
-                    <pic:cNvPicPr/>
-                  </pic:nvPicPr>
-                  <pic:blipFill>
-                    <a:blip r:embed="rId10"/>
-                    <a:stretch>
-                      <a:fillRect/>
-                    </a:stretch>
-                  </pic:blipFill>
-                  <pic:spPr>
-                    <a:xfrm>
-                      <a:off x="0" y="0"/>
-                      <a:ext cx="5580000" cy="6103125"/>
-                    </a:xfrm>
-                    <a:prstGeom prst="rect"/>
-                  </pic:spPr>
-                </pic:pic>
-              </a:graphicData>
-            </a:graphic>
-          </wp:inline>
-        </w:drawing>
-      </w:r>
-    </w:p>
-    <w:p>
-      <w:pPr>
-        <w:jc w:val="center"/>
-      </w:pPr>
-      <w:r>
-        <w:rPr>
-          <w:i/>
-          <w:sz w:val="20"/>
-        </w:rPr>
-        <w:t>Hình 4.2. Trang chi tiết sản phẩm PINK REGENCY TEACUP AND SAUCER (SKU 22698) hiển thị đúng 2 khuyến nghị từ rules.csv thật: GREEN REGENCY TEACUP AND SAUCER (confidence 84%, lift 19,57) và ROSES REGENCY TEACUP AND SAUCER (confidence 79%, lift 17,57)</w:t>
-      </w:r>
-    </w:p>
-    <w:p>
-      <w:r>
-        <w:t>Chức năng gợi ý theo giỏ hàng cũng được xác nhận đúng với dữ liệu thật: khi giỏ hàng chứa PINK REGENCY TEACUP AND SAUCER (22698) và SET/6 RED SPOTTY PAPER CUPS (21086), hệ thống gợi ý đúng 3 sản phẩm GREEN REGENCY TEACUP AND SAUCER, ROSES REGENCY TEACUP AND SAUCER và SET/6 RED SPOTTY PAPER PLATES — khớp chính xác với các luật antecedent tương ứng trong rules.csv, không có sản phẩm nào trùng với 2 sản phẩm đã có sẵn trong giỏ.</w:t>
-      </w:r>
-    </w:p>
-    <w:p>
-      <w:pPr>
-        <w:jc w:val="center"/>
-      </w:pPr>
-      <w:r>
-        <w:drawing>
-          <wp:inline xmlns:a="http://schemas.openxmlformats.org/drawingml/2006/main" xmlns:pic="http://schemas.openxmlformats.org/drawingml/2006/picture">
-            <wp:extent cx="5580000" cy="6103125"/>
-            <wp:docPr id="3" name="Picture 3"/>
-            <wp:cNvGraphicFramePr>
-              <a:graphicFrameLocks noChangeAspect="1"/>
-            </wp:cNvGraphicFramePr>
-            <a:graphic>
-              <a:graphicData uri="http://schemas.openxmlformats.org/drawingml/2006/picture">
-                <pic:pic>
-                  <pic:nvPicPr>
-                    <pic:cNvPr id="0" name="03_admin_rules.png"/>
-                    <pic:cNvPicPr/>
-                  </pic:nvPicPr>
-                  <pic:blipFill>
-                    <a:blip r:embed="rId11"/>
-                    <a:stretch>
-                      <a:fillRect/>
-                    </a:stretch>
-                  </pic:blipFill>
-                  <pic:spPr>
-                    <a:xfrm>
-                      <a:off x="0" y="0"/>
-                      <a:ext cx="5580000" cy="6103125"/>
-                    </a:xfrm>
-                    <a:prstGeom prst="rect"/>
-                  </pic:spPr>
-                </pic:pic>
-              </a:graphicData>
-            </a:graphic>
-          </wp:inline>
-        </w:drawing>
-      </w:r>
-    </w:p>
-    <w:p>
-      <w:pPr>
-        <w:jc w:val="center"/>
-      </w:pPr>
-      <w:r>
-        <w:rPr>
-          <w:i/>
-          <w:sz w:val="20"/>
-        </w:rPr>
-        <w:t>Hình 4.3. Trang quản trị hiển thị đầy đủ 67 luật kết hợp đã khai phá và tích hợp vào hệ thống</w:t>
+        <w:t>Hình 4.4. Trang quản trị hiển thị đầy đủ 67 luật kết hợp đã khai phá và tích hợp vào hệ thống, badge màu theo mức độ tin cậy (xanh lá ≥ 50%)</w:t>
       </w:r>
     </w:p>
     <w:p>
@@ -4976,7 +5120,7 @@
                 <w:b w:val="0"/>
                 <w:sz w:val="21"/>
               </w:rPr>
-              <w:t>Đạt — đúng 2 luật thật (xem Hình 4.2)</w:t>
+              <w:t>Đạt — đúng 2 luật thật (xem Hình 4.3)</w:t>
             </w:r>
           </w:p>
         </w:tc>
@@ -5071,6 +5215,100 @@
                 <w:sz w:val="21"/>
               </w:rPr>
               <w:t>Đạt — cả 3 endpoint trả HTTP 200 với dữ liệu thật</w:t>
+            </w:r>
+          </w:p>
+        </w:tc>
+      </w:tr>
+      <w:tr>
+        <w:tc>
+          <w:tcPr>
+            <w:tcW w:type="dxa" w:w="1134"/>
+          </w:tcPr>
+          <w:p>
+            <w:r/>
+            <w:r>
+              <w:rPr>
+                <w:b w:val="0"/>
+                <w:sz w:val="21"/>
+              </w:rPr>
+              <w:t>TC07</w:t>
+            </w:r>
+          </w:p>
+        </w:tc>
+        <w:tc>
+          <w:tcPr>
+            <w:tcW w:type="dxa" w:w="3969"/>
+          </w:tcPr>
+          <w:p>
+            <w:r/>
+            <w:r>
+              <w:rPr>
+                <w:b w:val="0"/>
+                <w:sz w:val="21"/>
+              </w:rPr>
+              <w:t>Tìm kiếm “teacup” + phân trang trang 2 trên danh sách 4.725 sản phẩm</w:t>
+            </w:r>
+          </w:p>
+        </w:tc>
+        <w:tc>
+          <w:tcPr>
+            <w:tcW w:type="dxa" w:w="3685"/>
+          </w:tcPr>
+          <w:p>
+            <w:r/>
+            <w:r>
+              <w:rPr>
+                <w:b w:val="0"/>
+                <w:sz w:val="21"/>
+              </w:rPr>
+              <w:t>Đạt — 4 kết quả đúng (xem Hình 4.2), trang 2 trả sản phẩm khác trang 1</w:t>
+            </w:r>
+          </w:p>
+        </w:tc>
+      </w:tr>
+      <w:tr>
+        <w:tc>
+          <w:tcPr>
+            <w:tcW w:type="dxa" w:w="1134"/>
+          </w:tcPr>
+          <w:p>
+            <w:r/>
+            <w:r>
+              <w:rPr>
+                <w:b w:val="0"/>
+                <w:sz w:val="21"/>
+              </w:rPr>
+              <w:t>TC08</w:t>
+            </w:r>
+          </w:p>
+        </w:tc>
+        <w:tc>
+          <w:tcPr>
+            <w:tcW w:type="dxa" w:w="3969"/>
+          </w:tcPr>
+          <w:p>
+            <w:r/>
+            <w:r>
+              <w:rPr>
+                <w:b w:val="0"/>
+                <w:sz w:val="21"/>
+              </w:rPr>
+              <w:t>Badge số lượng giỏ hàng trên navbar + màu badge Confidence trên trang Admin</w:t>
+            </w:r>
+          </w:p>
+        </w:tc>
+        <w:tc>
+          <w:tcPr>
+            <w:tcW w:type="dxa" w:w="3685"/>
+          </w:tcPr>
+          <w:p>
+            <w:r/>
+            <w:r>
+              <w:rPr>
+                <w:b w:val="0"/>
+                <w:sz w:val="21"/>
+              </w:rPr>
+              <w:t>Đạt sau khi sửa 2 lỗi phát hiện qua chạy thật: thiếu @addTagHelper cho ViewComponent, và lớp text-bg-* không tương thích Bootstrap 5.1.0</w:t>
             </w:r>
           </w:p>
         </w:tc>
